--- a/Договор-Ollinter.docx
+++ b/Договор-Ollinter.docx
@@ -4,774 +4,1469 @@
   <w:body>
     <w:p>
       <w:pPr>
-        <w:spacing w:after="40"/>
+        <w:spacing w:after="200"/>
+        <w:jc w:val="center"/>
       </w:pPr>
       <w:r>
         <w:rPr>
           <w:b/>
-          <w:i w:val="0"/>
-          <w:color w:val="121A26"/>
-          <w:sz w:val="40"/>
+          <w:sz w:val="28"/>
         </w:rPr>
-        <w:t>Договор на маркетинговые услуги</w:t>
+        <w:t xml:space="preserve">ДОГОВОР ВОЗМЕЗДНОГО ОКАЗАНИЯ УСЛУГ № </w:t>
+      </w:r>
+      <w:r>
+        <w:rPr>
+          <w:b/>
+          <w:color w:val="B06000"/>
+          <w:sz w:val="28"/>
+        </w:rPr>
+        <w:t>____</w:t>
       </w:r>
     </w:p>
     <w:p>
       <w:pPr>
         <w:spacing w:after="280"/>
+        <w:jc w:val="center"/>
       </w:pPr>
       <w:r>
         <w:rPr>
-          <w:b w:val="0"/>
-          <w:i w:val="0"/>
-          <w:color w:val="5B6675"/>
+          <w:color w:val="606060"/>
           <w:sz w:val="22"/>
         </w:rPr>
-        <w:t>Запуск первого сегмента платформы Ollinter</w:t>
+        <w:t>Маркетинговые услуги по продвижению платформы Ollinter</w:t>
       </w:r>
     </w:p>
     <w:p>
       <w:pPr>
-        <w:spacing w:after="280"/>
+        <w:spacing w:after="240"/>
+        <w:jc w:val="left"/>
       </w:pPr>
       <w:r>
         <w:rPr>
-          <w:color w:val="121A26"/>
-          <w:sz w:val="22"/>
+          <w:sz w:val="23"/>
         </w:rPr>
-        <w:t xml:space="preserve">Город </w:t>
+        <w:t xml:space="preserve">г. </w:t>
+      </w:r>
+      <w:r>
+        <w:rPr>
+          <w:color w:val="B06000"/>
+          <w:sz w:val="23"/>
+        </w:rPr>
+        <w:t>________________________</w:t>
+      </w:r>
+      <w:r>
+        <w:rPr>
+          <w:color w:val="000000"/>
+          <w:sz w:val="23"/>
+        </w:rPr>
+        <w:tab/>
+        <w:tab/>
+        <w:tab/>
+        <w:tab/>
+        <w:tab/>
+        <w:t>«___» __________ 20___ г.</w:t>
+      </w:r>
+    </w:p>
+    <w:p>
+      <w:pPr>
+        <w:spacing w:after="160"/>
+        <w:jc w:val="both"/>
+      </w:pPr>
+      <w:r>
+        <w:rPr>
+          <w:b/>
+          <w:color w:val="B06000"/>
+          <w:sz w:val="23"/>
+        </w:rPr>
+        <w:t>________________________</w:t>
+      </w:r>
+      <w:r>
+        <w:rPr>
+          <w:color w:val="000000"/>
+          <w:sz w:val="23"/>
+        </w:rPr>
+        <w:t xml:space="preserve">, именуемый в дальнейшем «Исполнитель», с одной стороны, и </w:t>
       </w:r>
       <w:r>
         <w:rPr>
           <w:b/>
-          <w:color w:val="C97A16"/>
-          <w:sz w:val="22"/>
-          <w:u w:val="single"/>
+          <w:color w:val="B06000"/>
+          <w:sz w:val="23"/>
         </w:rPr>
-        <w:t xml:space="preserve">                      </w:t>
+        <w:t>________________________</w:t>
       </w:r>
       <w:r>
         <w:rPr>
-          <w:color w:val="121A26"/>
-          <w:sz w:val="22"/>
+          <w:color w:val="000000"/>
+          <w:sz w:val="23"/>
         </w:rPr>
-        <w:t xml:space="preserve">        Дата </w:t>
+        <w:t xml:space="preserve">, именуемое в дальнейшем «Заказчик», в лице </w:t>
       </w:r>
       <w:r>
         <w:rPr>
           <w:b/>
-          <w:color w:val="C97A16"/>
-          <w:sz w:val="22"/>
-          <w:u w:val="single"/>
+          <w:color w:val="B06000"/>
+          <w:sz w:val="23"/>
         </w:rPr>
-        <w:t xml:space="preserve">                      </w:t>
+        <w:t>________________________</w:t>
+      </w:r>
+      <w:r>
+        <w:rPr>
+          <w:color w:val="000000"/>
+          <w:sz w:val="23"/>
+        </w:rPr>
+        <w:t xml:space="preserve">, действующего на основании </w:t>
+      </w:r>
+      <w:r>
+        <w:rPr>
+          <w:b/>
+          <w:color w:val="B06000"/>
+          <w:sz w:val="23"/>
+        </w:rPr>
+        <w:t>________________________</w:t>
+      </w:r>
+      <w:r>
+        <w:rPr>
+          <w:color w:val="000000"/>
+          <w:sz w:val="23"/>
+        </w:rPr>
+        <w:t>, с другой стороны, совместно именуемые «Стороны», заключили настоящий договор (далее — Договор) о нижеследующем.</w:t>
       </w:r>
     </w:p>
     <w:p>
       <w:pPr>
-        <w:spacing w:after="200"/>
+        <w:spacing w:before="240" w:after="120"/>
+        <w:jc w:val="center"/>
       </w:pPr>
       <w:r>
         <w:rPr>
           <w:b/>
-          <w:color w:val="C97A16"/>
-          <w:sz w:val="22"/>
-          <w:u w:val="single"/>
+          <w:color w:val="000000"/>
+          <w:sz w:val="23"/>
         </w:rPr>
-        <w:t xml:space="preserve">                      </w:t>
-      </w:r>
-      <w:r>
-        <w:rPr>
-          <w:color w:val="121A26"/>
-          <w:sz w:val="22"/>
-        </w:rPr>
-        <w:t xml:space="preserve">, далее «Исполнитель», и </w:t>
-      </w:r>
-      <w:r>
-        <w:rPr>
-          <w:b/>
-          <w:color w:val="C97A16"/>
-          <w:sz w:val="22"/>
-          <w:u w:val="single"/>
-        </w:rPr>
-        <w:t xml:space="preserve">                      </w:t>
-      </w:r>
-      <w:r>
-        <w:rPr>
-          <w:color w:val="121A26"/>
-          <w:sz w:val="22"/>
-        </w:rPr>
-        <w:t>, далее «Заказчик», заключили настоящий договор о нижеследующем.</w:t>
+        <w:t>1. ПРЕДМЕТ ДОГОВОРА</w:t>
       </w:r>
     </w:p>
     <w:p>
       <w:pPr>
-        <w:pStyle w:val="Heading2"/>
+        <w:spacing w:after="80"/>
+        <w:jc w:val="both"/>
       </w:pPr>
       <w:r>
-        <w:t>1. Предмет договора</w:t>
+        <w:rPr>
+          <w:b/>
+          <w:color w:val="000000"/>
+          <w:sz w:val="23"/>
+        </w:rPr>
+        <w:t xml:space="preserve">1.1. </w:t>
+      </w:r>
+      <w:r>
+        <w:rPr>
+          <w:color w:val="000000"/>
+          <w:sz w:val="23"/>
+        </w:rPr>
+        <w:t>Исполнитель обязуется по заданию Заказчика оказать маркетинговые услуги по продвижению онлайн-платформы Ollinter (далее — Услуги), а Заказчик обязуется принять и оплатить их на условиях Договора.</w:t>
       </w:r>
     </w:p>
     <w:p>
       <w:pPr>
-        <w:spacing w:after="120"/>
+        <w:spacing w:after="80"/>
+        <w:jc w:val="both"/>
       </w:pPr>
       <w:r>
         <w:rPr>
-          <w:b w:val="0"/>
-          <w:i w:val="0"/>
-          <w:color w:val="121A26"/>
-          <w:sz w:val="22"/>
+          <w:b/>
+          <w:color w:val="000000"/>
+          <w:sz w:val="23"/>
         </w:rPr>
-        <w:t>Исполнитель оказывает Заказчику маркетинговые услуги по запуску одного сегмента платформы Ollinter, а Заказчик принимает и оплачивает их.</w:t>
+        <w:t xml:space="preserve">1.2. </w:t>
+      </w:r>
+      <w:r>
+        <w:rPr>
+          <w:color w:val="000000"/>
+          <w:sz w:val="23"/>
+        </w:rPr>
+        <w:t>Состав Услуг:</w:t>
       </w:r>
     </w:p>
     <w:p>
       <w:pPr>
         <w:spacing w:after="60"/>
+        <w:ind w:left="510"/>
+        <w:jc w:val="both"/>
       </w:pPr>
       <w:r>
         <w:rPr>
-          <w:b w:val="0"/>
-          <w:i w:val="0"/>
-          <w:color w:val="121A26"/>
-          <w:sz w:val="22"/>
+          <w:sz w:val="23"/>
         </w:rPr>
-        <w:t>Состав работ первого месяца:</w:t>
+        <w:t xml:space="preserve">1.2.1. </w:t>
+      </w:r>
+      <w:r>
+        <w:rPr>
+          <w:color w:val="000000"/>
+          <w:sz w:val="23"/>
+        </w:rPr>
+        <w:t>разработка фирменного стиля и визуального образа проекта;</w:t>
       </w:r>
     </w:p>
     <w:p>
       <w:pPr>
-        <w:pStyle w:val="ListBullet"/>
         <w:spacing w:after="60"/>
+        <w:ind w:left="510"/>
+        <w:jc w:val="both"/>
       </w:pPr>
       <w:r>
         <w:rPr>
-          <w:color w:val="121A26"/>
-          <w:sz w:val="22"/>
+          <w:sz w:val="23"/>
         </w:rPr>
-        <w:t>Оформление: фирменный стиль, персонаж проекта, дизайн сайта и макеты страниц, оформление Instagram, TikTok, Facebook и YouTube в едином стиле, 8 постов о платформе с текстами.</w:t>
+        <w:t xml:space="preserve">1.2.2. </w:t>
+      </w:r>
+      <w:r>
+        <w:rPr>
+          <w:color w:val="000000"/>
+          <w:sz w:val="23"/>
+        </w:rPr>
+        <w:t>подготовка дизайн-макетов сайта и посадочной страницы;</w:t>
       </w:r>
     </w:p>
     <w:p>
       <w:pPr>
-        <w:pStyle w:val="ListBullet"/>
         <w:spacing w:after="60"/>
+        <w:ind w:left="510"/>
+        <w:jc w:val="both"/>
       </w:pPr>
       <w:r>
         <w:rPr>
-          <w:color w:val="121A26"/>
-          <w:sz w:val="22"/>
+          <w:sz w:val="23"/>
         </w:rPr>
-        <w:t>Запуск сегмента: анализ конкурентов и аудитории, продающие смыслы, проработка пути клиента, структура и тексты страницы, три рекламных ролика, настройка аналитики, настройка и запуск рекламных кампаний, ведение и докрутка до конца месяца.</w:t>
+        <w:t xml:space="preserve">1.2.3. </w:t>
+      </w:r>
+      <w:r>
+        <w:rPr>
+          <w:color w:val="000000"/>
+          <w:sz w:val="23"/>
+        </w:rPr>
+        <w:t>оформление аккаунтов Заказчика в социальных сетях Instagram, TikTok, Facebook, YouTube;</w:t>
       </w:r>
     </w:p>
     <w:p>
       <w:pPr>
-        <w:spacing w:after="120"/>
+        <w:spacing w:after="60"/>
+        <w:ind w:left="510"/>
+        <w:jc w:val="both"/>
       </w:pPr>
       <w:r>
         <w:rPr>
-          <w:b w:val="0"/>
-          <w:i w:val="0"/>
-          <w:color w:val="5B6675"/>
-          <w:sz w:val="20"/>
+          <w:sz w:val="23"/>
         </w:rPr>
-        <w:t>Подробный состав работ приведён в приложении «Состав работ» и в карте работ, которые являются неотъемлемой частью договора.</w:t>
+        <w:t xml:space="preserve">1.2.4. </w:t>
+      </w:r>
+      <w:r>
+        <w:rPr>
+          <w:color w:val="000000"/>
+          <w:sz w:val="23"/>
+        </w:rPr>
+        <w:t>подготовка восьми информационных публикаций с текстами;</w:t>
       </w:r>
     </w:p>
     <w:p>
       <w:pPr>
-        <w:pStyle w:val="Heading2"/>
+        <w:spacing w:after="60"/>
+        <w:ind w:left="510"/>
+        <w:jc w:val="both"/>
       </w:pPr>
       <w:r>
-        <w:t>2. Сроки</w:t>
+        <w:rPr>
+          <w:sz w:val="23"/>
+        </w:rPr>
+        <w:t xml:space="preserve">1.2.5. </w:t>
+      </w:r>
+      <w:r>
+        <w:rPr>
+          <w:color w:val="000000"/>
+          <w:sz w:val="23"/>
+        </w:rPr>
+        <w:t>анализ конкурентной среды и целевой аудитории, разработка позиционирования и рекламных смыслов;</w:t>
       </w:r>
     </w:p>
     <w:p>
       <w:pPr>
-        <w:pStyle w:val="ListNumber"/>
         <w:spacing w:after="60"/>
+        <w:ind w:left="510"/>
+        <w:jc w:val="both"/>
       </w:pPr>
       <w:r>
         <w:rPr>
-          <w:color w:val="121A26"/>
-          <w:sz w:val="22"/>
+          <w:sz w:val="23"/>
         </w:rPr>
-        <w:t>Срок выполнения работ — 30 календарных дней с даты начала работ.</w:t>
+        <w:t xml:space="preserve">1.2.6. </w:t>
+      </w:r>
+      <w:r>
+        <w:rPr>
+          <w:color w:val="000000"/>
+          <w:sz w:val="23"/>
+        </w:rPr>
+        <w:t>подготовка структуры и текстов посадочной страницы;</w:t>
       </w:r>
     </w:p>
     <w:p>
       <w:pPr>
-        <w:pStyle w:val="ListNumber"/>
         <w:spacing w:after="60"/>
+        <w:ind w:left="510"/>
+        <w:jc w:val="both"/>
       </w:pPr>
       <w:r>
         <w:rPr>
-          <w:color w:val="121A26"/>
-          <w:sz w:val="22"/>
+          <w:sz w:val="23"/>
         </w:rPr>
-        <w:t>Работы начинаются после поступления предоплаты и передачи доступов, указанных в разделе 5.</w:t>
+        <w:t xml:space="preserve">1.2.7. </w:t>
+      </w:r>
+      <w:r>
+        <w:rPr>
+          <w:color w:val="000000"/>
+          <w:sz w:val="23"/>
+        </w:rPr>
+        <w:t>производство трёх рекламных видеороликов;</w:t>
       </w:r>
     </w:p>
     <w:p>
       <w:pPr>
-        <w:pStyle w:val="ListNumber"/>
         <w:spacing w:after="60"/>
+        <w:ind w:left="510"/>
+        <w:jc w:val="both"/>
       </w:pPr>
       <w:r>
         <w:rPr>
-          <w:color w:val="121A26"/>
-          <w:sz w:val="22"/>
+          <w:sz w:val="23"/>
         </w:rPr>
-        <w:t>Срок продлевается на время ожидания согласований, доступов и работ на стороне Заказчика.</w:t>
+        <w:t xml:space="preserve">1.2.8. </w:t>
+      </w:r>
+      <w:r>
+        <w:rPr>
+          <w:color w:val="000000"/>
+          <w:sz w:val="23"/>
+        </w:rPr>
+        <w:t>настройка систем веб-аналитики и отслеживания целевых действий;</w:t>
       </w:r>
     </w:p>
     <w:p>
       <w:pPr>
-        <w:pStyle w:val="Heading2"/>
+        <w:spacing w:after="60"/>
+        <w:ind w:left="510"/>
+        <w:jc w:val="both"/>
       </w:pPr>
       <w:r>
-        <w:t>3. Стоимость и порядок оплаты</w:t>
+        <w:rPr>
+          <w:sz w:val="23"/>
+        </w:rPr>
+        <w:t xml:space="preserve">1.2.9. </w:t>
+      </w:r>
+      <w:r>
+        <w:rPr>
+          <w:color w:val="000000"/>
+          <w:sz w:val="23"/>
+        </w:rPr>
+        <w:t>настройка, запуск и ведение рекламных кампаний в течение срока оказания Услуг.</w:t>
       </w:r>
     </w:p>
     <w:p>
       <w:pPr>
-        <w:spacing w:after="120"/>
+        <w:spacing w:after="80"/>
+        <w:jc w:val="both"/>
       </w:pPr>
       <w:r>
         <w:rPr>
-          <w:color w:val="121A26"/>
-          <w:sz w:val="22"/>
+          <w:b/>
+          <w:color w:val="000000"/>
+          <w:sz w:val="23"/>
         </w:rPr>
-        <w:t xml:space="preserve">Стоимость работ первого месяца — </w:t>
+        <w:t xml:space="preserve">1.3. </w:t>
+      </w:r>
+      <w:r>
+        <w:rPr>
+          <w:color w:val="000000"/>
+          <w:sz w:val="23"/>
+        </w:rPr>
+        <w:t>Услуги оказываются в отношении одного сегмента платформы, согласованного Сторонами до начала оказания Услуг.</w:t>
+      </w:r>
+    </w:p>
+    <w:p>
+      <w:pPr>
+        <w:spacing w:after="80"/>
+        <w:jc w:val="both"/>
+      </w:pPr>
+      <w:r>
+        <w:rPr>
+          <w:b/>
+          <w:color w:val="000000"/>
+          <w:sz w:val="23"/>
+        </w:rPr>
+        <w:t xml:space="preserve">1.4. </w:t>
+      </w:r>
+      <w:r>
+        <w:rPr>
+          <w:color w:val="000000"/>
+          <w:sz w:val="23"/>
+        </w:rPr>
+        <w:t>Исполнитель вправе оказывать Услуги лично либо с привлечением третьих лиц, оставаясь ответственным за их действия перед Заказчиком.</w:t>
+      </w:r>
+    </w:p>
+    <w:p>
+      <w:pPr>
+        <w:spacing w:after="80"/>
+        <w:jc w:val="both"/>
+      </w:pPr>
+      <w:r>
+        <w:rPr>
+          <w:b/>
+          <w:color w:val="000000"/>
+          <w:sz w:val="23"/>
+        </w:rPr>
+        <w:t xml:space="preserve">1.5. </w:t>
+      </w:r>
+      <w:r>
+        <w:rPr>
+          <w:color w:val="000000"/>
+          <w:sz w:val="23"/>
+        </w:rPr>
+        <w:t>Услуги оказываются дистанционно. Место оказания Услуг определяется Исполнителем самостоятельно.</w:t>
+      </w:r>
+    </w:p>
+    <w:p>
+      <w:pPr>
+        <w:spacing w:before="240" w:after="120"/>
+        <w:jc w:val="center"/>
+      </w:pPr>
+      <w:r>
+        <w:rPr>
+          <w:b/>
+          <w:color w:val="000000"/>
+          <w:sz w:val="23"/>
+        </w:rPr>
+        <w:t>2. СРОК ОКАЗАНИЯ УСЛУГ</w:t>
+      </w:r>
+    </w:p>
+    <w:p>
+      <w:pPr>
+        <w:spacing w:after="80"/>
+        <w:jc w:val="both"/>
+      </w:pPr>
+      <w:r>
+        <w:rPr>
+          <w:b/>
+          <w:color w:val="000000"/>
+          <w:sz w:val="23"/>
+        </w:rPr>
+        <w:t xml:space="preserve">2.1. </w:t>
+      </w:r>
+      <w:r>
+        <w:rPr>
+          <w:color w:val="000000"/>
+          <w:sz w:val="23"/>
+        </w:rPr>
+        <w:t>Срок оказания Услуг составляет 30 (тридцать) календарных дней с даты начала оказания Услуг.</w:t>
+      </w:r>
+    </w:p>
+    <w:p>
+      <w:pPr>
+        <w:spacing w:after="80"/>
+        <w:jc w:val="both"/>
+      </w:pPr>
+      <w:r>
+        <w:rPr>
+          <w:b/>
+          <w:color w:val="000000"/>
+          <w:sz w:val="23"/>
+        </w:rPr>
+        <w:t xml:space="preserve">2.2. </w:t>
+      </w:r>
+      <w:r>
+        <w:rPr>
+          <w:color w:val="000000"/>
+          <w:sz w:val="23"/>
+        </w:rPr>
+        <w:t>Датой начала оказания Услуг является дата, следующая за датой поступления оплаты, предусмотренной разделом 4 Договора, при условии передачи Заказчиком доступов и материалов, указанных в разделе 3.</w:t>
+      </w:r>
+    </w:p>
+    <w:p>
+      <w:pPr>
+        <w:spacing w:after="80"/>
+        <w:jc w:val="both"/>
+      </w:pPr>
+      <w:r>
+        <w:rPr>
+          <w:b/>
+          <w:color w:val="000000"/>
+          <w:sz w:val="23"/>
+        </w:rPr>
+        <w:t xml:space="preserve">2.3. </w:t>
+      </w:r>
+      <w:r>
+        <w:rPr>
+          <w:color w:val="000000"/>
+          <w:sz w:val="23"/>
+        </w:rPr>
+        <w:t>Срок оказания Услуг продлевается на период просрочки исполнения Заказчиком своих обязанностей, в том числе на период ожидания согласований, доступов и работ, выполняемых силами Заказчика.</w:t>
+      </w:r>
+    </w:p>
+    <w:p>
+      <w:pPr>
+        <w:spacing w:before="240" w:after="120"/>
+        <w:jc w:val="center"/>
+      </w:pPr>
+      <w:r>
+        <w:rPr>
+          <w:b/>
+          <w:color w:val="000000"/>
+          <w:sz w:val="23"/>
+        </w:rPr>
+        <w:t>3. ОБЯЗАННОСТИ СТОРОН</w:t>
+      </w:r>
+    </w:p>
+    <w:p>
+      <w:pPr>
+        <w:spacing w:after="80"/>
+        <w:jc w:val="both"/>
+      </w:pPr>
+      <w:r>
+        <w:rPr>
+          <w:b/>
+          <w:color w:val="000000"/>
+          <w:sz w:val="23"/>
+        </w:rPr>
+        <w:t xml:space="preserve">3.1. </w:t>
+      </w:r>
+      <w:r>
+        <w:rPr>
+          <w:color w:val="000000"/>
+          <w:sz w:val="23"/>
+        </w:rPr>
+        <w:t>Исполнитель обязуется:</w:t>
+      </w:r>
+    </w:p>
+    <w:p>
+      <w:pPr>
+        <w:spacing w:after="60"/>
+        <w:ind w:left="510"/>
+        <w:jc w:val="both"/>
+      </w:pPr>
+      <w:r>
+        <w:rPr>
+          <w:sz w:val="23"/>
+        </w:rPr>
+        <w:t xml:space="preserve">3.1.1. </w:t>
+      </w:r>
+      <w:r>
+        <w:rPr>
+          <w:color w:val="000000"/>
+          <w:sz w:val="23"/>
+        </w:rPr>
+        <w:t>оказать Услуги в объёме, предусмотренном пунктом 1.2 Договора, в согласованный срок;</w:t>
+      </w:r>
+    </w:p>
+    <w:p>
+      <w:pPr>
+        <w:spacing w:after="60"/>
+        <w:ind w:left="510"/>
+        <w:jc w:val="both"/>
+      </w:pPr>
+      <w:r>
+        <w:rPr>
+          <w:sz w:val="23"/>
+        </w:rPr>
+        <w:t xml:space="preserve">3.1.2. </w:t>
+      </w:r>
+      <w:r>
+        <w:rPr>
+          <w:color w:val="000000"/>
+          <w:sz w:val="23"/>
+        </w:rPr>
+        <w:t>информировать Заказчика о ходе оказания Услуг;</w:t>
+      </w:r>
+    </w:p>
+    <w:p>
+      <w:pPr>
+        <w:spacing w:after="60"/>
+        <w:ind w:left="510"/>
+        <w:jc w:val="both"/>
+      </w:pPr>
+      <w:r>
+        <w:rPr>
+          <w:sz w:val="23"/>
+        </w:rPr>
+        <w:t xml:space="preserve">3.1.3. </w:t>
+      </w:r>
+      <w:r>
+        <w:rPr>
+          <w:color w:val="000000"/>
+          <w:sz w:val="23"/>
+        </w:rPr>
+        <w:t>передать Заказчику результаты оказанных Услуг в электронном виде;</w:t>
+      </w:r>
+    </w:p>
+    <w:p>
+      <w:pPr>
+        <w:spacing w:after="60"/>
+        <w:ind w:left="510"/>
+        <w:jc w:val="both"/>
+      </w:pPr>
+      <w:r>
+        <w:rPr>
+          <w:sz w:val="23"/>
+        </w:rPr>
+        <w:t xml:space="preserve">3.1.4. </w:t>
+      </w:r>
+      <w:r>
+        <w:rPr>
+          <w:color w:val="000000"/>
+          <w:sz w:val="23"/>
+        </w:rPr>
+        <w:t>соблюдать конфиденциальность в соответствии с разделом 6 Договора.</w:t>
+      </w:r>
+    </w:p>
+    <w:p>
+      <w:pPr>
+        <w:spacing w:after="80"/>
+        <w:jc w:val="both"/>
+      </w:pPr>
+      <w:r>
+        <w:rPr>
+          <w:b/>
+          <w:color w:val="000000"/>
+          <w:sz w:val="23"/>
+        </w:rPr>
+        <w:t xml:space="preserve">3.2. </w:t>
+      </w:r>
+      <w:r>
+        <w:rPr>
+          <w:color w:val="000000"/>
+          <w:sz w:val="23"/>
+        </w:rPr>
+        <w:t>Заказчик обязуется:</w:t>
+      </w:r>
+    </w:p>
+    <w:p>
+      <w:pPr>
+        <w:spacing w:after="60"/>
+        <w:ind w:left="510"/>
+        <w:jc w:val="both"/>
+      </w:pPr>
+      <w:r>
+        <w:rPr>
+          <w:sz w:val="23"/>
+        </w:rPr>
+        <w:t xml:space="preserve">3.2.1. </w:t>
+      </w:r>
+      <w:r>
+        <w:rPr>
+          <w:color w:val="000000"/>
+          <w:sz w:val="23"/>
+        </w:rPr>
+        <w:t>согласовать сегмент, в отношении которого оказываются Услуги;</w:t>
+      </w:r>
+    </w:p>
+    <w:p>
+      <w:pPr>
+        <w:spacing w:after="60"/>
+        <w:ind w:left="510"/>
+        <w:jc w:val="both"/>
+      </w:pPr>
+      <w:r>
+        <w:rPr>
+          <w:sz w:val="23"/>
+        </w:rPr>
+        <w:t xml:space="preserve">3.2.2. </w:t>
+      </w:r>
+      <w:r>
+        <w:rPr>
+          <w:color w:val="000000"/>
+          <w:sz w:val="23"/>
+        </w:rPr>
+        <w:t>предоставить доступы к аккаунтам в социальных сетях и к рекламному кабинету Meta Business Manager;</w:t>
+      </w:r>
+    </w:p>
+    <w:p>
+      <w:pPr>
+        <w:spacing w:after="60"/>
+        <w:ind w:left="510"/>
+        <w:jc w:val="both"/>
+      </w:pPr>
+      <w:r>
+        <w:rPr>
+          <w:sz w:val="23"/>
+        </w:rPr>
+        <w:t xml:space="preserve">3.2.3. </w:t>
+      </w:r>
+      <w:r>
+        <w:rPr>
+          <w:color w:val="000000"/>
+          <w:sz w:val="23"/>
+        </w:rPr>
+        <w:t>обеспечить размещение подготовленных макетов и установку кодов систем аналитики силами своего технического специалиста;</w:t>
+      </w:r>
+    </w:p>
+    <w:p>
+      <w:pPr>
+        <w:spacing w:after="60"/>
+        <w:ind w:left="510"/>
+        <w:jc w:val="both"/>
+      </w:pPr>
+      <w:r>
+        <w:rPr>
+          <w:sz w:val="23"/>
+        </w:rPr>
+        <w:t xml:space="preserve">3.2.4. </w:t>
+      </w:r>
+      <w:r>
+        <w:rPr>
+          <w:color w:val="000000"/>
+          <w:sz w:val="23"/>
+        </w:rPr>
+        <w:t>рассматривать направленные Исполнителем материалы и направлять ответ в течение 2 (двух) рабочих дней;</w:t>
+      </w:r>
+    </w:p>
+    <w:p>
+      <w:pPr>
+        <w:spacing w:after="60"/>
+        <w:ind w:left="510"/>
+        <w:jc w:val="both"/>
+      </w:pPr>
+      <w:r>
+        <w:rPr>
+          <w:sz w:val="23"/>
+        </w:rPr>
+        <w:t xml:space="preserve">3.2.5. </w:t>
+      </w:r>
+      <w:r>
+        <w:rPr>
+          <w:color w:val="000000"/>
+          <w:sz w:val="23"/>
+        </w:rPr>
+        <w:t>самостоятельно нести расходы на рекламный бюджет;</w:t>
+      </w:r>
+    </w:p>
+    <w:p>
+      <w:pPr>
+        <w:spacing w:after="60"/>
+        <w:ind w:left="510"/>
+        <w:jc w:val="both"/>
+      </w:pPr>
+      <w:r>
+        <w:rPr>
+          <w:sz w:val="23"/>
+        </w:rPr>
+        <w:t xml:space="preserve">3.2.6. </w:t>
+      </w:r>
+      <w:r>
+        <w:rPr>
+          <w:color w:val="000000"/>
+          <w:sz w:val="23"/>
+        </w:rPr>
+        <w:t>оплатить Услуги в порядке, предусмотренном разделом 4 Договора.</w:t>
+      </w:r>
+    </w:p>
+    <w:p>
+      <w:pPr>
+        <w:spacing w:after="80"/>
+        <w:jc w:val="both"/>
+      </w:pPr>
+      <w:r>
+        <w:rPr>
+          <w:b/>
+          <w:color w:val="000000"/>
+          <w:sz w:val="23"/>
+        </w:rPr>
+        <w:t xml:space="preserve">3.3. </w:t>
+      </w:r>
+      <w:r>
+        <w:rPr>
+          <w:color w:val="000000"/>
+          <w:sz w:val="23"/>
+        </w:rPr>
+        <w:t>Расходы на рекламный бюджет, а также работы по размещению макетов на сайте Заказчика в стоимость Услуг не входят.</w:t>
+      </w:r>
+    </w:p>
+    <w:p>
+      <w:pPr>
+        <w:spacing w:before="240" w:after="120"/>
+        <w:jc w:val="center"/>
+      </w:pPr>
+      <w:r>
+        <w:rPr>
+          <w:b/>
+          <w:color w:val="000000"/>
+          <w:sz w:val="23"/>
+        </w:rPr>
+        <w:t>4. СТОИМОСТЬ УСЛУГ И ПОРЯДОК РАСЧЁТОВ</w:t>
+      </w:r>
+    </w:p>
+    <w:p>
+      <w:pPr>
+        <w:spacing w:after="80"/>
+        <w:jc w:val="both"/>
+      </w:pPr>
+      <w:r>
+        <w:rPr>
+          <w:b/>
+          <w:color w:val="000000"/>
+          <w:sz w:val="23"/>
+        </w:rPr>
+        <w:t xml:space="preserve">4.1. </w:t>
+      </w:r>
+      <w:r>
+        <w:rPr>
+          <w:color w:val="000000"/>
+          <w:sz w:val="23"/>
+        </w:rPr>
+        <w:t xml:space="preserve">Стоимость Услуг по Договору составляет </w:t>
       </w:r>
       <w:r>
         <w:rPr>
           <w:b/>
-          <w:sz w:val="22"/>
+          <w:color w:val="000000"/>
+          <w:sz w:val="23"/>
         </w:rPr>
-        <w:t>2 300 USD</w:t>
+        <w:t>2 300 (две тысячи триста) долларов США</w:t>
       </w:r>
       <w:r>
         <w:rPr>
-          <w:color w:val="121A26"/>
-          <w:sz w:val="22"/>
+          <w:color w:val="000000"/>
+          <w:sz w:val="23"/>
         </w:rPr>
         <w:t>.</w:t>
       </w:r>
     </w:p>
     <w:p>
       <w:pPr>
-        <w:spacing w:after="60"/>
+        <w:spacing w:after="80"/>
+        <w:jc w:val="both"/>
       </w:pPr>
       <w:r>
         <w:rPr>
-          <w:color w:val="121A26"/>
-          <w:sz w:val="22"/>
+          <w:b/>
+          <w:color w:val="000000"/>
+          <w:sz w:val="23"/>
         </w:rPr>
-        <w:t xml:space="preserve">Предоплата </w:t>
+        <w:t xml:space="preserve">4.2. </w:t>
+      </w:r>
+      <w:r>
+        <w:rPr>
+          <w:color w:val="000000"/>
+          <w:sz w:val="23"/>
+        </w:rPr>
+        <w:t>Оплата производится Заказчиком в размере 100% (ста процентов) стоимости Услуг путём перевода денежных средств на счёт Исполнителя до начала оказания Услуг.</w:t>
+      </w:r>
+    </w:p>
+    <w:p>
+      <w:pPr>
+        <w:spacing w:after="80"/>
+        <w:jc w:val="both"/>
+      </w:pPr>
+      <w:r>
+        <w:rPr>
+          <w:b/>
+          <w:color w:val="000000"/>
+          <w:sz w:val="23"/>
+        </w:rPr>
+        <w:t xml:space="preserve">4.3. </w:t>
+      </w:r>
+      <w:r>
+        <w:rPr>
+          <w:color w:val="000000"/>
+          <w:sz w:val="23"/>
+        </w:rPr>
+        <w:t xml:space="preserve">Валюта и реквизиты платежа: </w:t>
       </w:r>
       <w:r>
         <w:rPr>
           <w:b/>
-          <w:color w:val="C97A16"/>
-          <w:sz w:val="22"/>
-          <w:u w:val="single"/>
+          <w:color w:val="B06000"/>
+          <w:sz w:val="23"/>
         </w:rPr>
-        <w:t xml:space="preserve">   50%   </w:t>
+        <w:t>________________________</w:t>
       </w:r>
       <w:r>
         <w:rPr>
-          <w:color w:val="121A26"/>
-          <w:sz w:val="22"/>
+          <w:color w:val="000000"/>
+          <w:sz w:val="23"/>
         </w:rPr>
-        <w:t xml:space="preserve"> — до начала работ.</w:t>
+        <w:t>.</w:t>
       </w:r>
     </w:p>
     <w:p>
       <w:pPr>
-        <w:spacing w:after="60"/>
+        <w:spacing w:after="80"/>
+        <w:jc w:val="both"/>
       </w:pPr>
       <w:r>
         <w:rPr>
-          <w:color w:val="121A26"/>
-          <w:sz w:val="22"/>
+          <w:b/>
+          <w:color w:val="000000"/>
+          <w:sz w:val="23"/>
         </w:rPr>
-        <w:t xml:space="preserve">Остаток </w:t>
+        <w:t xml:space="preserve">4.4. </w:t>
+      </w:r>
+      <w:r>
+        <w:rPr>
+          <w:color w:val="000000"/>
+          <w:sz w:val="23"/>
+        </w:rPr>
+        <w:t>Обязательство Заказчика по оплате считается исполненным с момента поступления денежных средств Исполнителю.</w:t>
+      </w:r>
+    </w:p>
+    <w:p>
+      <w:pPr>
+        <w:spacing w:after="80"/>
+        <w:jc w:val="both"/>
+      </w:pPr>
+      <w:r>
+        <w:rPr>
+          <w:b/>
+          <w:color w:val="000000"/>
+          <w:sz w:val="23"/>
+        </w:rPr>
+        <w:t xml:space="preserve">4.5. </w:t>
+      </w:r>
+      <w:r>
+        <w:rPr>
+          <w:color w:val="000000"/>
+          <w:sz w:val="23"/>
+        </w:rPr>
+        <w:t>Стоимость Услуг является фиксированной и изменению в одностороннем порядке не подлежит. Изменение состава Услуг оформляется дополнительным соглашением.</w:t>
+      </w:r>
+    </w:p>
+    <w:p>
+      <w:pPr>
+        <w:spacing w:before="240" w:after="120"/>
+        <w:jc w:val="center"/>
+      </w:pPr>
+      <w:r>
+        <w:rPr>
+          <w:b/>
+          <w:color w:val="000000"/>
+          <w:sz w:val="23"/>
+        </w:rPr>
+        <w:t>5. ПОРЯДОК СДАЧИ И ПРИЁМКИ УСЛУГ</w:t>
+      </w:r>
+    </w:p>
+    <w:p>
+      <w:pPr>
+        <w:spacing w:after="80"/>
+        <w:jc w:val="both"/>
+      </w:pPr>
+      <w:r>
+        <w:rPr>
+          <w:b/>
+          <w:color w:val="000000"/>
+          <w:sz w:val="23"/>
+        </w:rPr>
+        <w:t xml:space="preserve">5.1. </w:t>
+      </w:r>
+      <w:r>
+        <w:rPr>
+          <w:color w:val="000000"/>
+          <w:sz w:val="23"/>
+        </w:rPr>
+        <w:t>По завершении оказания Услуг Исполнитель направляет Заказчику акт об оказанных услугах в электронном виде.</w:t>
+      </w:r>
+    </w:p>
+    <w:p>
+      <w:pPr>
+        <w:spacing w:after="80"/>
+        <w:jc w:val="both"/>
+      </w:pPr>
+      <w:r>
+        <w:rPr>
+          <w:b/>
+          <w:color w:val="000000"/>
+          <w:sz w:val="23"/>
+        </w:rPr>
+        <w:t xml:space="preserve">5.2. </w:t>
+      </w:r>
+      <w:r>
+        <w:rPr>
+          <w:color w:val="000000"/>
+          <w:sz w:val="23"/>
+        </w:rPr>
+        <w:t>Заказчик в течение 3 (трёх) рабочих дней подписывает акт либо направляет мотивированный письменный отказ с указанием конкретных замечаний.</w:t>
+      </w:r>
+    </w:p>
+    <w:p>
+      <w:pPr>
+        <w:spacing w:after="80"/>
+        <w:jc w:val="both"/>
+      </w:pPr>
+      <w:r>
+        <w:rPr>
+          <w:b/>
+          <w:color w:val="000000"/>
+          <w:sz w:val="23"/>
+        </w:rPr>
+        <w:t xml:space="preserve">5.3. </w:t>
+      </w:r>
+      <w:r>
+        <w:rPr>
+          <w:color w:val="000000"/>
+          <w:sz w:val="23"/>
+        </w:rPr>
+        <w:t>Если в указанный срок Заказчик не подписал акт и не направил мотивированный отказ, Услуги считаются оказанными надлежащим образом и принятыми Заказчиком в полном объёме.</w:t>
+      </w:r>
+    </w:p>
+    <w:p>
+      <w:pPr>
+        <w:spacing w:after="80"/>
+        <w:jc w:val="both"/>
+      </w:pPr>
+      <w:r>
+        <w:rPr>
+          <w:b/>
+          <w:color w:val="000000"/>
+          <w:sz w:val="23"/>
+        </w:rPr>
+        <w:t xml:space="preserve">5.4. </w:t>
+      </w:r>
+      <w:r>
+        <w:rPr>
+          <w:color w:val="000000"/>
+          <w:sz w:val="23"/>
+        </w:rPr>
+        <w:t>Замечания, не относящиеся к составу Услуг, предусмотренному пунктом 1.2 Договора, основанием для отказа от приёмки не являются и могут быть реализованы по отдельному соглашению Сторон.</w:t>
+      </w:r>
+    </w:p>
+    <w:p>
+      <w:pPr>
+        <w:spacing w:after="80"/>
+        <w:jc w:val="both"/>
+      </w:pPr>
+      <w:r>
+        <w:rPr>
+          <w:b/>
+          <w:color w:val="000000"/>
+          <w:sz w:val="23"/>
+        </w:rPr>
+        <w:t xml:space="preserve">5.5. </w:t>
+      </w:r>
+      <w:r>
+        <w:rPr>
+          <w:color w:val="000000"/>
+          <w:sz w:val="23"/>
+        </w:rPr>
+        <w:t>Услуги оказываются на условиях приложения усилий. Надлежащим исполнением признаётся выполнение Исполнителем действий, предусмотренных пунктом 1.2 Договора, и передача их результата Заказчику.</w:t>
+      </w:r>
+    </w:p>
+    <w:p>
+      <w:pPr>
+        <w:spacing w:before="240" w:after="120"/>
+        <w:jc w:val="center"/>
+      </w:pPr>
+      <w:r>
+        <w:rPr>
+          <w:b/>
+          <w:color w:val="000000"/>
+          <w:sz w:val="23"/>
+        </w:rPr>
+        <w:t>6. ПРАВА НА РЕЗУЛЬТАТЫ УСЛУГ</w:t>
+      </w:r>
+    </w:p>
+    <w:p>
+      <w:pPr>
+        <w:spacing w:after="80"/>
+        <w:jc w:val="both"/>
+      </w:pPr>
+      <w:r>
+        <w:rPr>
+          <w:b/>
+          <w:color w:val="000000"/>
+          <w:sz w:val="23"/>
+        </w:rPr>
+        <w:t xml:space="preserve">6.1. </w:t>
+      </w:r>
+      <w:r>
+        <w:rPr>
+          <w:color w:val="000000"/>
+          <w:sz w:val="23"/>
+        </w:rPr>
+        <w:t>Исключительные права на созданные в рамках Договора объекты — фирменный стиль, дизайн-макеты, тексты, видеоролики и рекламные материалы — переходят Заказчику с момента полной оплаты Услуг.</w:t>
+      </w:r>
+    </w:p>
+    <w:p>
+      <w:pPr>
+        <w:spacing w:after="80"/>
+        <w:jc w:val="both"/>
+      </w:pPr>
+      <w:r>
+        <w:rPr>
+          <w:b/>
+          <w:color w:val="000000"/>
+          <w:sz w:val="23"/>
+        </w:rPr>
+        <w:t xml:space="preserve">6.2. </w:t>
+      </w:r>
+      <w:r>
+        <w:rPr>
+          <w:color w:val="000000"/>
+          <w:sz w:val="23"/>
+        </w:rPr>
+        <w:t>Исполнитель вправе использовать созданные материалы в составе своего портфолио и в рекламных целях, если Заказчик не заявил письменных возражений.</w:t>
+      </w:r>
+    </w:p>
+    <w:p>
+      <w:pPr>
+        <w:spacing w:before="240" w:after="120"/>
+        <w:jc w:val="center"/>
+      </w:pPr>
+      <w:r>
+        <w:rPr>
+          <w:b/>
+          <w:color w:val="000000"/>
+          <w:sz w:val="23"/>
+        </w:rPr>
+        <w:t>7. КОНФИДЕНЦИАЛЬНОСТЬ</w:t>
+      </w:r>
+    </w:p>
+    <w:p>
+      <w:pPr>
+        <w:spacing w:after="80"/>
+        <w:jc w:val="both"/>
+      </w:pPr>
+      <w:r>
+        <w:rPr>
+          <w:b/>
+          <w:color w:val="000000"/>
+          <w:sz w:val="23"/>
+        </w:rPr>
+        <w:t xml:space="preserve">7.1. </w:t>
+      </w:r>
+      <w:r>
+        <w:rPr>
+          <w:color w:val="000000"/>
+          <w:sz w:val="23"/>
+        </w:rPr>
+        <w:t>Стороны обязуются не раскрывать третьим лицам сведения, полученные в ходе исполнения Договора, в том числе коммерческую информацию, доступы к учётным записям и персональные данные пользователей.</w:t>
+      </w:r>
+    </w:p>
+    <w:p>
+      <w:pPr>
+        <w:spacing w:after="80"/>
+        <w:jc w:val="both"/>
+      </w:pPr>
+      <w:r>
+        <w:rPr>
+          <w:b/>
+          <w:color w:val="000000"/>
+          <w:sz w:val="23"/>
+        </w:rPr>
+        <w:t xml:space="preserve">7.2. </w:t>
+      </w:r>
+      <w:r>
+        <w:rPr>
+          <w:color w:val="000000"/>
+          <w:sz w:val="23"/>
+        </w:rPr>
+        <w:t>Обязательства по конфиденциальности действуют в течение срока действия Договора и 1 (одного) года после его прекращения.</w:t>
+      </w:r>
+    </w:p>
+    <w:p>
+      <w:pPr>
+        <w:spacing w:before="240" w:after="120"/>
+        <w:jc w:val="center"/>
+      </w:pPr>
+      <w:r>
+        <w:rPr>
+          <w:b/>
+          <w:color w:val="000000"/>
+          <w:sz w:val="23"/>
+        </w:rPr>
+        <w:t>8. ОТВЕТСТВЕННОСТЬ СТОРОН</w:t>
+      </w:r>
+    </w:p>
+    <w:p>
+      <w:pPr>
+        <w:spacing w:after="80"/>
+        <w:jc w:val="both"/>
+      </w:pPr>
+      <w:r>
+        <w:rPr>
+          <w:b/>
+          <w:color w:val="000000"/>
+          <w:sz w:val="23"/>
+        </w:rPr>
+        <w:t xml:space="preserve">8.1. </w:t>
+      </w:r>
+      <w:r>
+        <w:rPr>
+          <w:color w:val="000000"/>
+          <w:sz w:val="23"/>
+        </w:rPr>
+        <w:t>За неисполнение или ненадлежащее исполнение обязательств Стороны несут ответственность в соответствии с Договором и применимым законодательством.</w:t>
+      </w:r>
+    </w:p>
+    <w:p>
+      <w:pPr>
+        <w:spacing w:after="80"/>
+        <w:jc w:val="both"/>
+      </w:pPr>
+      <w:r>
+        <w:rPr>
+          <w:b/>
+          <w:color w:val="000000"/>
+          <w:sz w:val="23"/>
+        </w:rPr>
+        <w:t xml:space="preserve">8.2. </w:t>
+      </w:r>
+      <w:r>
+        <w:rPr>
+          <w:color w:val="000000"/>
+          <w:sz w:val="23"/>
+        </w:rPr>
+        <w:t>Совокупный размер ответственности Исполнителя по Договору ограничен стоимостью Услуг, указанной в пункте 4.1 Договора.</w:t>
+      </w:r>
+    </w:p>
+    <w:p>
+      <w:pPr>
+        <w:spacing w:after="80"/>
+        <w:jc w:val="both"/>
+      </w:pPr>
+      <w:r>
+        <w:rPr>
+          <w:b/>
+          <w:color w:val="000000"/>
+          <w:sz w:val="23"/>
+        </w:rPr>
+        <w:t xml:space="preserve">8.3. </w:t>
+      </w:r>
+      <w:r>
+        <w:rPr>
+          <w:color w:val="000000"/>
+          <w:sz w:val="23"/>
+        </w:rPr>
+        <w:t>Исполнитель не несёт ответственности за действия третьих лиц, в том числе рекламных площадок, платёжных систем и технических специалистов Заказчика, а также за последствия решений, принятых Заказчиком самостоятельно.</w:t>
+      </w:r>
+    </w:p>
+    <w:p>
+      <w:pPr>
+        <w:spacing w:after="80"/>
+        <w:jc w:val="both"/>
+      </w:pPr>
+      <w:r>
+        <w:rPr>
+          <w:b/>
+          <w:color w:val="000000"/>
+          <w:sz w:val="23"/>
+        </w:rPr>
+        <w:t xml:space="preserve">8.4. </w:t>
+      </w:r>
+      <w:r>
+        <w:rPr>
+          <w:color w:val="000000"/>
+          <w:sz w:val="23"/>
+        </w:rPr>
+        <w:t>Стороны освобождаются от ответственности за неисполнение обязательств, вызванное обстоятельствами непреодолимой силы.</w:t>
+      </w:r>
+    </w:p>
+    <w:p>
+      <w:pPr>
+        <w:spacing w:before="240" w:after="120"/>
+        <w:jc w:val="center"/>
+      </w:pPr>
+      <w:r>
+        <w:rPr>
+          <w:b/>
+          <w:color w:val="000000"/>
+          <w:sz w:val="23"/>
+        </w:rPr>
+        <w:t>9. СРОК ДЕЙСТВИЯ, ИЗМЕНЕНИЕ И ПРЕКРАЩЕНИЕ ДОГОВОРА</w:t>
+      </w:r>
+    </w:p>
+    <w:p>
+      <w:pPr>
+        <w:spacing w:after="80"/>
+        <w:jc w:val="both"/>
+      </w:pPr>
+      <w:r>
+        <w:rPr>
+          <w:b/>
+          <w:color w:val="000000"/>
+          <w:sz w:val="23"/>
+        </w:rPr>
+        <w:t xml:space="preserve">9.1. </w:t>
+      </w:r>
+      <w:r>
+        <w:rPr>
+          <w:color w:val="000000"/>
+          <w:sz w:val="23"/>
+        </w:rPr>
+        <w:t>Договор вступает в силу с момента подписания и действует до полного исполнения Сторонами принятых обязательств.</w:t>
+      </w:r>
+    </w:p>
+    <w:p>
+      <w:pPr>
+        <w:spacing w:after="80"/>
+        <w:jc w:val="both"/>
+      </w:pPr>
+      <w:r>
+        <w:rPr>
+          <w:b/>
+          <w:color w:val="000000"/>
+          <w:sz w:val="23"/>
+        </w:rPr>
+        <w:t xml:space="preserve">9.2. </w:t>
+      </w:r>
+      <w:r>
+        <w:rPr>
+          <w:color w:val="000000"/>
+          <w:sz w:val="23"/>
+        </w:rPr>
+        <w:t>Изменения и дополнения к Договору действительны при условии их оформления в письменном виде и подписания обеими Сторонами.</w:t>
+      </w:r>
+    </w:p>
+    <w:p>
+      <w:pPr>
+        <w:spacing w:after="80"/>
+        <w:jc w:val="both"/>
+      </w:pPr>
+      <w:r>
+        <w:rPr>
+          <w:b/>
+          <w:color w:val="000000"/>
+          <w:sz w:val="23"/>
+        </w:rPr>
+        <w:t xml:space="preserve">9.3. </w:t>
+      </w:r>
+      <w:r>
+        <w:rPr>
+          <w:color w:val="000000"/>
+          <w:sz w:val="23"/>
+        </w:rPr>
+        <w:t>Договор может быть прекращён по соглашению Сторон, а также в иных случаях, предусмотренных применимым законодательством.</w:t>
+      </w:r>
+    </w:p>
+    <w:p>
+      <w:pPr>
+        <w:spacing w:before="240" w:after="120"/>
+        <w:jc w:val="center"/>
+      </w:pPr>
+      <w:r>
+        <w:rPr>
+          <w:b/>
+          <w:color w:val="000000"/>
+          <w:sz w:val="23"/>
+        </w:rPr>
+        <w:t>10. ЗАКЛЮЧИТЕЛЬНЫЕ ПОЛОЖЕНИЯ</w:t>
+      </w:r>
+    </w:p>
+    <w:p>
+      <w:pPr>
+        <w:spacing w:after="80"/>
+        <w:jc w:val="both"/>
+      </w:pPr>
+      <w:r>
+        <w:rPr>
+          <w:b/>
+          <w:color w:val="000000"/>
+          <w:sz w:val="23"/>
+        </w:rPr>
+        <w:t xml:space="preserve">10.1. </w:t>
+      </w:r>
+      <w:r>
+        <w:rPr>
+          <w:color w:val="000000"/>
+          <w:sz w:val="23"/>
+        </w:rPr>
+        <w:t>Переписка Сторон по электронной почте и в согласованном мессенджере признаётся надлежащим способом обмена документами и уведомлениями.</w:t>
+      </w:r>
+    </w:p>
+    <w:p>
+      <w:pPr>
+        <w:spacing w:after="80"/>
+        <w:jc w:val="both"/>
+      </w:pPr>
+      <w:r>
+        <w:rPr>
+          <w:b/>
+          <w:color w:val="000000"/>
+          <w:sz w:val="23"/>
+        </w:rPr>
+        <w:t xml:space="preserve">10.2. </w:t>
+      </w:r>
+      <w:r>
+        <w:rPr>
+          <w:color w:val="000000"/>
+          <w:sz w:val="23"/>
+        </w:rPr>
+        <w:t>Договор, а также акты и дополнительные соглашения к нему, подписанные и переданные в виде электронных копий, имеют юридическую силу оригиналов.</w:t>
+      </w:r>
+    </w:p>
+    <w:p>
+      <w:pPr>
+        <w:spacing w:after="80"/>
+        <w:jc w:val="both"/>
+      </w:pPr>
+      <w:r>
+        <w:rPr>
+          <w:b/>
+          <w:color w:val="000000"/>
+          <w:sz w:val="23"/>
+        </w:rPr>
+        <w:t xml:space="preserve">10.3. </w:t>
+      </w:r>
+      <w:r>
+        <w:rPr>
+          <w:color w:val="000000"/>
+          <w:sz w:val="23"/>
+        </w:rPr>
+        <w:t xml:space="preserve">Споры, возникающие из Договора, разрешаются путём переговоров, а при недостижении согласия — в соответствии с законодательством </w:t>
       </w:r>
       <w:r>
         <w:rPr>
           <w:b/>
-          <w:color w:val="C97A16"/>
-          <w:sz w:val="22"/>
-          <w:u w:val="single"/>
+          <w:color w:val="B06000"/>
+          <w:sz w:val="23"/>
         </w:rPr>
-        <w:t xml:space="preserve">   50%   </w:t>
+        <w:t>________________________</w:t>
       </w:r>
       <w:r>
         <w:rPr>
-          <w:color w:val="121A26"/>
-          <w:sz w:val="22"/>
+          <w:color w:val="000000"/>
+          <w:sz w:val="23"/>
         </w:rPr>
-        <w:t xml:space="preserve"> — после запуска рекламы и передачи материалов.</w:t>
+        <w:t>.</w:t>
       </w:r>
     </w:p>
     <w:p>
       <w:pPr>
-        <w:spacing w:after="160"/>
+        <w:spacing w:after="80"/>
+        <w:jc w:val="both"/>
       </w:pPr>
       <w:r>
         <w:rPr>
-          <w:color w:val="121A26"/>
-          <w:sz w:val="22"/>
+          <w:b/>
+          <w:color w:val="000000"/>
+          <w:sz w:val="23"/>
         </w:rPr>
-        <w:t xml:space="preserve">Оплата в </w:t>
+        <w:t xml:space="preserve">10.4. </w:t>
       </w:r>
       <w:r>
         <w:rPr>
-          <w:b/>
-          <w:color w:val="C97A16"/>
-          <w:sz w:val="22"/>
-          <w:u w:val="single"/>
+          <w:color w:val="000000"/>
+          <w:sz w:val="23"/>
         </w:rPr>
-        <w:t xml:space="preserve">                      </w:t>
-      </w:r>
-      <w:r>
-        <w:rPr>
-          <w:color w:val="121A26"/>
-          <w:sz w:val="22"/>
-        </w:rPr>
-        <w:t xml:space="preserve"> по курсу </w:t>
-      </w:r>
-      <w:r>
-        <w:rPr>
-          <w:b/>
-          <w:color w:val="C97A16"/>
-          <w:sz w:val="22"/>
-          <w:u w:val="single"/>
-        </w:rPr>
-        <w:t xml:space="preserve">                      </w:t>
-      </w:r>
-      <w:r>
-        <w:rPr>
-          <w:color w:val="121A26"/>
-          <w:sz w:val="22"/>
-        </w:rPr>
-        <w:t xml:space="preserve"> на дату платежа.</w:t>
+        <w:t>Договор составлен в двух экземплярах, имеющих одинаковую юридическую силу, по одному для каждой из Сторон.</w:t>
       </w:r>
     </w:p>
     <w:p>
       <w:pPr>
-        <w:spacing w:after="60"/>
+        <w:spacing w:before="280" w:after="160"/>
+        <w:jc w:val="center"/>
       </w:pPr>
       <w:r>
         <w:rPr>
           <w:b/>
-          <w:i w:val="0"/>
-          <w:color w:val="121A26"/>
-          <w:sz w:val="22"/>
+          <w:sz w:val="23"/>
         </w:rPr>
-        <w:t>Не входит в стоимость и оплачивается Заказчиком отдельно:</w:t>
+        <w:t>11. РЕКВИЗИТЫ И ПОДПИСИ СТОРОН</w:t>
       </w:r>
     </w:p>
-    <w:p>
-      <w:pPr>
-        <w:pStyle w:val="ListBullet"/>
-        <w:spacing w:after="60"/>
-      </w:pPr>
-      <w:r>
-        <w:rPr>
-          <w:color w:val="121A26"/>
-          <w:sz w:val="22"/>
-        </w:rPr>
-        <w:t>рекламный бюджет;</w:t>
-      </w:r>
-    </w:p>
-    <w:p>
-      <w:pPr>
-        <w:pStyle w:val="ListBullet"/>
-        <w:spacing w:after="60"/>
-      </w:pPr>
-      <w:r>
-        <w:rPr>
-          <w:color w:val="121A26"/>
-          <w:sz w:val="22"/>
-        </w:rPr>
-        <w:t>перенос макетов на сайт силами разработчика Заказчика;</w:t>
-      </w:r>
-    </w:p>
-    <w:p>
-      <w:pPr>
-        <w:pStyle w:val="ListBullet"/>
-        <w:spacing w:after="60"/>
-      </w:pPr>
-      <w:r>
-        <w:rPr>
-          <w:color w:val="121A26"/>
-          <w:sz w:val="22"/>
-        </w:rPr>
-        <w:t>доработка функционала платформы;</w:t>
-      </w:r>
-    </w:p>
-    <w:p>
-      <w:pPr>
-        <w:pStyle w:val="ListBullet"/>
-        <w:spacing w:after="60"/>
-      </w:pPr>
-      <w:r>
-        <w:rPr>
-          <w:color w:val="121A26"/>
-          <w:sz w:val="22"/>
-        </w:rPr>
-        <w:t>платные сторонние сервисы.</w:t>
-      </w:r>
-    </w:p>
-    <w:p>
-      <w:pPr>
-        <w:spacing w:after="120"/>
-      </w:pPr>
-      <w:r>
-        <w:rPr>
-          <w:b w:val="0"/>
-          <w:i w:val="0"/>
-          <w:color w:val="5B6675"/>
-          <w:sz w:val="20"/>
-        </w:rPr>
-        <w:t>Дальнейшее сотрудничество со второго месяца — ведение социальных сетей стоимостью 1 300 USD в месяц — оформляется отдельным соглашением или дополнением к настоящему договору.</w:t>
-      </w:r>
-    </w:p>
-    <w:p>
-      <w:pPr>
-        <w:pStyle w:val="Heading2"/>
-      </w:pPr>
-      <w:r>
-        <w:t>4. Порядок сдачи и приёмки работ</w:t>
-      </w:r>
-    </w:p>
-    <w:p>
-      <w:pPr>
-        <w:pStyle w:val="ListNumber"/>
-        <w:spacing w:after="60"/>
-      </w:pPr>
-      <w:r>
-        <w:rPr>
-          <w:color w:val="121A26"/>
-          <w:sz w:val="22"/>
-        </w:rPr>
-        <w:t>Материалы передаются в электронном виде: макеты, исходники роликов, доступы к рекламным кампаниям и аналитике.</w:t>
-      </w:r>
-    </w:p>
-    <w:p>
-      <w:pPr>
-        <w:pStyle w:val="ListNumber"/>
-        <w:spacing w:after="60"/>
-      </w:pPr>
-      <w:r>
-        <w:rPr>
-          <w:color w:val="121A26"/>
-          <w:sz w:val="22"/>
-        </w:rPr>
-        <w:t>Заказчик проверяет результат в течение 3 рабочих дней и либо принимает его, либо направляет замечания одним списком.</w:t>
-      </w:r>
-    </w:p>
-    <w:p>
-      <w:pPr>
-        <w:pStyle w:val="ListNumber"/>
-        <w:spacing w:after="60"/>
-      </w:pPr>
-      <w:r>
-        <w:rPr>
-          <w:color w:val="121A26"/>
-          <w:sz w:val="22"/>
-        </w:rPr>
-        <w:t>Если замечания не поступили в указанный срок, работы считаются принятыми.</w:t>
-      </w:r>
-    </w:p>
-    <w:p>
-      <w:pPr>
-        <w:pStyle w:val="ListNumber"/>
-        <w:spacing w:after="60"/>
-      </w:pPr>
-      <w:r>
-        <w:rPr>
-          <w:color w:val="121A26"/>
-          <w:sz w:val="22"/>
-        </w:rPr>
-        <w:t>На каждый результат предусмотрен один круг правок в рамках согласованного состава работ.</w:t>
-      </w:r>
-    </w:p>
-    <w:p>
-      <w:pPr>
-        <w:pStyle w:val="Heading2"/>
-      </w:pPr>
-      <w:r>
-        <w:t>5. Обязанности Заказчика</w:t>
-      </w:r>
-    </w:p>
-    <w:p>
-      <w:pPr>
-        <w:pStyle w:val="ListBullet"/>
-        <w:spacing w:after="60"/>
-      </w:pPr>
-      <w:r>
-        <w:rPr>
-          <w:color w:val="121A26"/>
-          <w:sz w:val="22"/>
-        </w:rPr>
-        <w:t>Выбрать сегмент, с которого начинается работа.</w:t>
-      </w:r>
-    </w:p>
-    <w:p>
-      <w:pPr>
-        <w:pStyle w:val="ListBullet"/>
-        <w:spacing w:after="60"/>
-      </w:pPr>
-      <w:r>
-        <w:rPr>
-          <w:color w:val="121A26"/>
-          <w:sz w:val="22"/>
-        </w:rPr>
-        <w:t>Передать доступы: Instagram, TikTok, Facebook, YouTube, Meta Business Manager.</w:t>
-      </w:r>
-    </w:p>
-    <w:p>
-      <w:pPr>
-        <w:pStyle w:val="ListBullet"/>
-        <w:spacing w:after="60"/>
-      </w:pPr>
-      <w:r>
-        <w:rPr>
-          <w:color w:val="121A26"/>
-          <w:sz w:val="22"/>
-        </w:rPr>
-        <w:t>Обеспечить работу своего разработчика по переносу макетов и установке кодов аналитики.</w:t>
-      </w:r>
-    </w:p>
-    <w:p>
-      <w:pPr>
-        <w:pStyle w:val="ListBullet"/>
-        <w:spacing w:after="60"/>
-      </w:pPr>
-      <w:r>
-        <w:rPr>
-          <w:color w:val="121A26"/>
-          <w:sz w:val="22"/>
-        </w:rPr>
-        <w:t>Согласовывать результаты и отвечать на вопросы в течение 2 рабочих дней.</w:t>
-      </w:r>
-    </w:p>
-    <w:p>
-      <w:pPr>
-        <w:pStyle w:val="ListBullet"/>
-        <w:spacing w:after="60"/>
-      </w:pPr>
-      <w:r>
-        <w:rPr>
-          <w:color w:val="121A26"/>
-          <w:sz w:val="22"/>
-        </w:rPr>
-        <w:t>Пополнять рекламный бюджет.</w:t>
-      </w:r>
-    </w:p>
-    <w:p>
-      <w:pPr>
-        <w:pStyle w:val="Heading2"/>
-      </w:pPr>
-      <w:r>
-        <w:t>6. Результат и ответственность</w:t>
-      </w:r>
-    </w:p>
-    <w:p>
-      <w:pPr>
-        <w:pStyle w:val="ListNumber"/>
-        <w:spacing w:after="60"/>
-      </w:pPr>
-      <w:r>
-        <w:rPr>
-          <w:color w:val="121A26"/>
-          <w:sz w:val="22"/>
-        </w:rPr>
-        <w:t>Исполнитель отвечает за выполнение согласованного состава работ в срок и за корректность настроек рекламы и аналитики.</w:t>
-      </w:r>
-    </w:p>
-    <w:p>
-      <w:pPr>
-        <w:pStyle w:val="ListNumber"/>
-        <w:spacing w:after="60"/>
-      </w:pPr>
-      <w:r>
-        <w:rPr>
-          <w:color w:val="121A26"/>
-          <w:sz w:val="22"/>
-        </w:rPr>
-        <w:t>Исполнитель не гарантирует конкретное количество регистраций, клиентов или объём выручки: результат зависит от спроса, рекламного бюджета, готовности платформы и действий Заказчика.</w:t>
-      </w:r>
-    </w:p>
-    <w:p>
-      <w:pPr>
-        <w:pStyle w:val="ListNumber"/>
-        <w:spacing w:after="60"/>
-      </w:pPr>
-      <w:r>
-        <w:rPr>
-          <w:color w:val="121A26"/>
-          <w:sz w:val="22"/>
-        </w:rPr>
-        <w:t>Итогом первого месяца являются выполненные работы и измеримые показатели: стоимость перехода, стоимость регистрации, данные о поведении пользователей.</w:t>
-      </w:r>
-    </w:p>
-    <w:p>
-      <w:pPr>
-        <w:pStyle w:val="Heading2"/>
-      </w:pPr>
-      <w:r>
-        <w:t>7. Права на материалы</w:t>
-      </w:r>
-    </w:p>
-    <w:p>
-      <w:pPr>
-        <w:pStyle w:val="ListNumber"/>
-        <w:spacing w:after="60"/>
-      </w:pPr>
-      <w:r>
-        <w:rPr>
-          <w:color w:val="121A26"/>
-          <w:sz w:val="22"/>
-        </w:rPr>
-        <w:t>После полной оплаты созданные материалы — фирменный стиль, макеты, тексты, ролики, рекламные креативы — переходят Заказчику.</w:t>
-      </w:r>
-    </w:p>
-    <w:p>
-      <w:pPr>
-        <w:pStyle w:val="ListNumber"/>
-        <w:spacing w:after="60"/>
-      </w:pPr>
-      <w:r>
-        <w:rPr>
-          <w:color w:val="121A26"/>
-          <w:sz w:val="22"/>
-        </w:rPr>
-        <w:t>Исполнитель вправе размещать выполненные работы в своём портфолио, если Заказчик не возражает письменно.</w:t>
-      </w:r>
-    </w:p>
-    <w:p>
-      <w:pPr>
-        <w:pStyle w:val="Heading2"/>
-      </w:pPr>
-      <w:r>
-        <w:t>8. Конфиденциальность</w:t>
-      </w:r>
-    </w:p>
-    <w:p>
-      <w:pPr>
-        <w:spacing w:after="120"/>
-      </w:pPr>
-      <w:r>
-        <w:rPr>
-          <w:b w:val="0"/>
-          <w:i w:val="0"/>
-          <w:color w:val="121A26"/>
-          <w:sz w:val="22"/>
-        </w:rPr>
-        <w:t>Стороны не разглашают коммерческую информацию, доступы и данные пользователей, полученные в ходе работы, и используют их исключительно для исполнения настоящего договора.</w:t>
-      </w:r>
-    </w:p>
-    <w:p>
-      <w:pPr>
-        <w:pStyle w:val="Heading2"/>
-      </w:pPr>
-      <w:r>
-        <w:t>9. Расторжение</w:t>
-      </w:r>
-    </w:p>
-    <w:p>
-      <w:pPr>
-        <w:pStyle w:val="ListNumber"/>
-        <w:spacing w:after="60"/>
-      </w:pPr>
-      <w:r>
-        <w:rPr>
-          <w:color w:val="121A26"/>
-          <w:sz w:val="22"/>
-        </w:rPr>
-        <w:t>Любая сторона вправе расторгнуть договор, письменно предупредив другую за 7 календарных дней.</w:t>
-      </w:r>
-    </w:p>
-    <w:p>
-      <w:pPr>
-        <w:pStyle w:val="ListNumber"/>
-        <w:spacing w:after="60"/>
-      </w:pPr>
-      <w:r>
-        <w:rPr>
-          <w:color w:val="121A26"/>
-          <w:sz w:val="22"/>
-        </w:rPr>
-        <w:t>При расторжении оплачиваются фактически выполненные работы, выполненная часть материалов передаётся Заказчику.</w:t>
-      </w:r>
-    </w:p>
-    <w:p>
-      <w:pPr>
-        <w:pStyle w:val="ListNumber"/>
-        <w:spacing w:after="60"/>
-      </w:pPr>
-      <w:r>
-        <w:rPr>
-          <w:color w:val="121A26"/>
-          <w:sz w:val="22"/>
-        </w:rPr>
-        <w:t>Предоплата за невыполненные работы возвращается.</w:t>
-      </w:r>
-    </w:p>
-    <w:p>
-      <w:pPr>
-        <w:pStyle w:val="Heading2"/>
-      </w:pPr>
-      <w:r>
-        <w:t>10. Прочие условия</w:t>
-      </w:r>
-    </w:p>
-    <w:p>
-      <w:pPr>
-        <w:pStyle w:val="ListNumber"/>
-        <w:spacing w:after="60"/>
-      </w:pPr>
-      <w:r>
-        <w:rPr>
-          <w:color w:val="121A26"/>
-          <w:sz w:val="22"/>
-        </w:rPr>
-        <w:t>Переписка в согласованном мессенджере и по электронной почте имеет силу документа.</w:t>
-      </w:r>
-    </w:p>
-    <w:p>
-      <w:pPr>
-        <w:pStyle w:val="ListNumber"/>
-        <w:spacing w:after="60"/>
-      </w:pPr>
-      <w:r>
-        <w:rPr>
-          <w:color w:val="121A26"/>
-          <w:sz w:val="22"/>
-        </w:rPr>
-        <w:t>Изменения состава работ и стоимости оформляются письменно.</w:t>
-      </w:r>
-    </w:p>
-    <w:p>
-      <w:pPr>
-        <w:pStyle w:val="ListNumber"/>
-        <w:spacing w:after="60"/>
-      </w:pPr>
-      <w:r>
-        <w:rPr>
-          <w:color w:val="121A26"/>
-          <w:sz w:val="22"/>
-        </w:rPr>
-        <w:t>Споры стороны решают путём переговоров.</w:t>
-      </w:r>
-    </w:p>
-    <w:p/>
     <w:tbl>
       <w:tblPr>
         <w:tblW w:type="auto" w:w="0"/>
@@ -780,133 +1475,239 @@
         <w:tblLook w:firstColumn="1" w:firstRow="1" w:lastColumn="0" w:lastRow="0" w:noHBand="0" w:noVBand="1" w:val="04A0"/>
       </w:tblPr>
       <w:tblGrid>
-        <w:gridCol w:w="4535"/>
-        <w:gridCol w:w="4535"/>
+        <w:gridCol w:w="4762"/>
+        <w:gridCol w:w="4762"/>
       </w:tblGrid>
       <w:tr>
         <w:tc>
           <w:tcPr>
-            <w:tcW w:type="dxa" w:w="4535"/>
+            <w:tcW w:type="dxa" w:w="4762"/>
           </w:tcPr>
           <w:p>
+            <w:pPr>
+              <w:jc w:val="left"/>
+            </w:pPr>
             <w:r>
               <w:rPr>
                 <w:b/>
-                <w:color w:val="121A26"/>
                 <w:sz w:val="22"/>
               </w:rPr>
-              <w:t>Исполнитель</w:t>
+              <w:t>ИСПОЛНИТЕЛЬ</w:t>
             </w:r>
           </w:p>
           <w:p>
             <w:pPr>
-              <w:spacing w:after="40"/>
+              <w:spacing w:after="60"/>
+              <w:jc w:val="left"/>
             </w:pPr>
             <w:r>
               <w:rPr>
-                <w:color w:val="5B6675"/>
-                <w:sz w:val="18"/>
+                <w:color w:val="606060"/>
+                <w:sz w:val="20"/>
               </w:rPr>
-              <w:t>ФИО, реквизиты</w:t>
+              <w:t>Наименование / ФИО:</w:t>
+            </w:r>
+            <w:r>
+              <w:rPr>
+                <w:color w:val="606060"/>
+                <w:sz w:val="20"/>
+              </w:rPr>
+              <w:t xml:space="preserve"> ________________</w:t>
             </w:r>
           </w:p>
           <w:p>
             <w:pPr>
-              <w:spacing w:after="40"/>
+              <w:spacing w:after="60"/>
+              <w:jc w:val="left"/>
             </w:pPr>
             <w:r>
               <w:rPr>
-                <w:color w:val="5B6675"/>
-                <w:sz w:val="22"/>
+                <w:color w:val="606060"/>
+                <w:sz w:val="20"/>
               </w:rPr>
-              <w:t>____________________________</w:t>
+              <w:t>Реквизиты:</w:t>
+            </w:r>
+            <w:r>
+              <w:rPr>
+                <w:color w:val="606060"/>
+                <w:sz w:val="20"/>
+              </w:rPr>
+              <w:t xml:space="preserve"> ________________</w:t>
             </w:r>
           </w:p>
           <w:p>
             <w:pPr>
-              <w:spacing w:after="40"/>
+              <w:spacing w:after="60"/>
+              <w:jc w:val="left"/>
             </w:pPr>
             <w:r>
               <w:rPr>
-                <w:color w:val="5B6675"/>
-                <w:sz w:val="18"/>
+                <w:color w:val="606060"/>
+                <w:sz w:val="20"/>
               </w:rPr>
-              <w:t>Подпись</w:t>
+              <w:t>Адрес:</w:t>
+            </w:r>
+            <w:r>
+              <w:rPr>
+                <w:color w:val="606060"/>
+                <w:sz w:val="20"/>
+              </w:rPr>
+              <w:t xml:space="preserve"> ________________</w:t>
             </w:r>
           </w:p>
           <w:p>
             <w:pPr>
-              <w:spacing w:after="40"/>
+              <w:spacing w:after="60"/>
+              <w:jc w:val="left"/>
             </w:pPr>
             <w:r>
               <w:rPr>
-                <w:color w:val="5B6675"/>
+                <w:color w:val="606060"/>
+                <w:sz w:val="20"/>
+              </w:rPr>
+              <w:t>Телефон, e-mail:</w:t>
+            </w:r>
+            <w:r>
+              <w:rPr>
+                <w:color w:val="606060"/>
+                <w:sz w:val="20"/>
+              </w:rPr>
+              <w:t xml:space="preserve"> ________________</w:t>
+            </w:r>
+          </w:p>
+          <w:p>
+            <w:pPr>
+              <w:spacing w:after="60"/>
+              <w:jc w:val="left"/>
+            </w:pPr>
+            <w:r/>
+          </w:p>
+          <w:p>
+            <w:pPr>
+              <w:spacing w:after="60"/>
+              <w:jc w:val="left"/>
+            </w:pPr>
+            <w:r>
+              <w:rPr>
                 <w:sz w:val="22"/>
               </w:rPr>
-              <w:t>____________________________</w:t>
+              <w:t>Подпись: ____________________</w:t>
             </w:r>
           </w:p>
         </w:tc>
         <w:tc>
           <w:tcPr>
-            <w:tcW w:type="dxa" w:w="4535"/>
+            <w:tcW w:type="dxa" w:w="4762"/>
           </w:tcPr>
           <w:p>
+            <w:pPr>
+              <w:jc w:val="left"/>
+            </w:pPr>
             <w:r>
               <w:rPr>
                 <w:b/>
-                <w:color w:val="121A26"/>
                 <w:sz w:val="22"/>
               </w:rPr>
-              <w:t>Заказчик</w:t>
+              <w:t>ЗАКАЗЧИК</w:t>
             </w:r>
           </w:p>
           <w:p>
             <w:pPr>
-              <w:spacing w:after="40"/>
+              <w:spacing w:after="60"/>
+              <w:jc w:val="left"/>
             </w:pPr>
             <w:r>
               <w:rPr>
-                <w:color w:val="5B6675"/>
-                <w:sz w:val="18"/>
+                <w:color w:val="606060"/>
+                <w:sz w:val="20"/>
               </w:rPr>
-              <w:t>ФИО, реквизиты</w:t>
+              <w:t>Наименование / ФИО:</w:t>
+            </w:r>
+            <w:r>
+              <w:rPr>
+                <w:color w:val="606060"/>
+                <w:sz w:val="20"/>
+              </w:rPr>
+              <w:t xml:space="preserve"> ________________</w:t>
             </w:r>
           </w:p>
           <w:p>
             <w:pPr>
-              <w:spacing w:after="40"/>
+              <w:spacing w:after="60"/>
+              <w:jc w:val="left"/>
             </w:pPr>
             <w:r>
               <w:rPr>
-                <w:color w:val="5B6675"/>
-                <w:sz w:val="22"/>
+                <w:color w:val="606060"/>
+                <w:sz w:val="20"/>
               </w:rPr>
-              <w:t>____________________________</w:t>
+              <w:t>Реквизиты:</w:t>
+            </w:r>
+            <w:r>
+              <w:rPr>
+                <w:color w:val="606060"/>
+                <w:sz w:val="20"/>
+              </w:rPr>
+              <w:t xml:space="preserve"> ________________</w:t>
             </w:r>
           </w:p>
           <w:p>
             <w:pPr>
-              <w:spacing w:after="40"/>
+              <w:spacing w:after="60"/>
+              <w:jc w:val="left"/>
             </w:pPr>
             <w:r>
               <w:rPr>
-                <w:color w:val="5B6675"/>
-                <w:sz w:val="18"/>
+                <w:color w:val="606060"/>
+                <w:sz w:val="20"/>
               </w:rPr>
-              <w:t>Подпись</w:t>
+              <w:t>Адрес:</w:t>
+            </w:r>
+            <w:r>
+              <w:rPr>
+                <w:color w:val="606060"/>
+                <w:sz w:val="20"/>
+              </w:rPr>
+              <w:t xml:space="preserve"> ________________</w:t>
             </w:r>
           </w:p>
           <w:p>
             <w:pPr>
-              <w:spacing w:after="40"/>
+              <w:spacing w:after="60"/>
+              <w:jc w:val="left"/>
             </w:pPr>
             <w:r>
               <w:rPr>
-                <w:color w:val="5B6675"/>
+                <w:color w:val="606060"/>
+                <w:sz w:val="20"/>
+              </w:rPr>
+              <w:t>Телефон, e-mail:</w:t>
+            </w:r>
+            <w:r>
+              <w:rPr>
+                <w:color w:val="606060"/>
+                <w:sz w:val="20"/>
+              </w:rPr>
+              <w:t xml:space="preserve"> ________________</w:t>
+            </w:r>
+          </w:p>
+          <w:p>
+            <w:pPr>
+              <w:spacing w:after="60"/>
+              <w:jc w:val="left"/>
+            </w:pPr>
+            <w:r/>
+          </w:p>
+          <w:p>
+            <w:pPr>
+              <w:spacing w:after="60"/>
+              <w:jc w:val="left"/>
+            </w:pPr>
+            <w:r>
+              <w:rPr>
                 <w:sz w:val="22"/>
               </w:rPr>
-              <w:t>____________________________</w:t>
+              <w:t>Подпись: ____________________</w:t>
             </w:r>
           </w:p>
         </w:tc>
@@ -914,7 +1715,7 @@
     </w:tbl>
     <w:sectPr>
       <w:pgSz w:w="12240" w:h="15840"/>
-      <w:pgMar w:top="1134" w:right="1134" w:bottom="1134" w:left="1361" w:header="720" w:footer="720" w:gutter="0"/>
+      <w:pgMar w:top="1134" w:right="1020" w:bottom="1134" w:left="1417" w:header="720" w:footer="720" w:gutter="0"/>
       <w:cols w:space="720"/>
       <w:docGrid w:linePitch="360"/>
     </w:sectPr>
@@ -1286,12 +2087,13 @@
     <w:qFormat/>
     <w:rsid w:val="00FC693F"/>
     <w:pPr>
-      <w:spacing w:after="120" w:line="276" w:lineRule="auto"/>
+      <w:spacing w:after="100" w:line="276" w:lineRule="auto"/>
+      <w:jc w:val="both"/>
     </w:pPr>
     <w:rPr>
-      <w:rFonts w:ascii="Calibri" w:hAnsi="Calibri"/>
-      <w:color w:val="121A26"/>
-      <w:sz w:val="22"/>
+      <w:rFonts w:ascii="Times New Roman" w:hAnsi="Times New Roman" w:eastAsia="Times New Roman"/>
+      <w:color w:val="000000"/>
+      <w:sz w:val="23"/>
     </w:rPr>
   </w:style>
   <w:style w:type="paragraph" w:styleId="Header">
@@ -1353,11 +2155,11 @@
       <w:outlineLvl w:val="0"/>
     </w:pPr>
     <w:rPr>
-      <w:rFonts w:asciiTheme="majorHAnsi" w:eastAsiaTheme="majorEastAsia" w:hAnsiTheme="majorHAnsi" w:cstheme="majorBidi" w:ascii="Calibri" w:hAnsi="Calibri"/>
+      <w:rFonts w:asciiTheme="majorHAnsi" w:eastAsiaTheme="majorEastAsia" w:hAnsiTheme="majorHAnsi" w:cstheme="majorBidi"/>
       <w:b/>
       <w:bCs/>
-      <w:color w:val="121A26"/>
-      <w:sz w:val="32"/>
+      <w:color w:val="365F91" w:themeColor="accent1" w:themeShade="BF"/>
+      <w:sz w:val="28"/>
       <w:szCs w:val="28"/>
     </w:rPr>
   </w:style>
@@ -1373,15 +2175,15 @@
     <w:pPr>
       <w:keepNext/>
       <w:keepLines/>
-      <w:spacing w:before="280" w:after="80"/>
+      <w:spacing w:before="200" w:after="0"/>
       <w:outlineLvl w:val="1"/>
     </w:pPr>
     <w:rPr>
-      <w:rFonts w:asciiTheme="majorHAnsi" w:eastAsiaTheme="majorEastAsia" w:hAnsiTheme="majorHAnsi" w:cstheme="majorBidi" w:ascii="Calibri" w:hAnsi="Calibri"/>
+      <w:rFonts w:asciiTheme="majorHAnsi" w:eastAsiaTheme="majorEastAsia" w:hAnsiTheme="majorHAnsi" w:cstheme="majorBidi"/>
       <w:b/>
       <w:bCs/>
-      <w:color w:val="121A26"/>
-      <w:sz w:val="25"/>
+      <w:color w:val="4F81BD" w:themeColor="accent1"/>
+      <w:sz w:val="26"/>
       <w:szCs w:val="26"/>
     </w:rPr>
   </w:style>

--- a/Договор-Ollinter.docx
+++ b/Договор-Ollinter.docx
@@ -826,7 +826,7 @@
           <w:color w:val="000000"/>
           <w:sz w:val="23"/>
         </w:rPr>
-        <w:t>2 300 (две тысячи триста) долларов США</w:t>
+        <w:t>2 200 (две тысячи двести) долларов США</w:t>
       </w:r>
       <w:r>
         <w:rPr>

--- a/Договор-Ollinter.docx
+++ b/Договор-Ollinter.docx
@@ -854,7 +854,7 @@
           <w:color w:val="000000"/>
           <w:sz w:val="23"/>
         </w:rPr>
-        <w:t>Оплата производится Заказчиком в размере 100% (ста процентов) стоимости Услуг путём перевода денежных средств на счёт Исполнителя до начала оказания Услуг.</w:t>
+        <w:t>Оплата производится Заказчиком в размере 100% (ста процентов) стоимости Услуг безналичным банковским переводом в долларах США на счёт Исполнителя, указанный в разделе 11 Договора, до начала оказания Услуг на основании счёта, выставленного Исполнителем.</w:t>
       </w:r>
     </w:p>
     <w:p>
@@ -875,22 +875,7 @@
           <w:color w:val="000000"/>
           <w:sz w:val="23"/>
         </w:rPr>
-        <w:t xml:space="preserve">Валюта и реквизиты платежа: </w:t>
-      </w:r>
-      <w:r>
-        <w:rPr>
-          <w:b/>
-          <w:color w:val="B06000"/>
-          <w:sz w:val="23"/>
-        </w:rPr>
-        <w:t>________________________</w:t>
-      </w:r>
-      <w:r>
-        <w:rPr>
-          <w:color w:val="000000"/>
-          <w:sz w:val="23"/>
-        </w:rPr>
-        <w:t>.</w:t>
+        <w:t>Стоимость Услуг указана без учёта налога на добавленную стоимость. Налоговые обязательства, связанные с исполнением Договора, каждая Сторона несёт самостоятельно в соответствии с законодательством своей юрисдикции.</w:t>
       </w:r>
     </w:p>
     <w:p>
@@ -911,7 +896,7 @@
           <w:color w:val="000000"/>
           <w:sz w:val="23"/>
         </w:rPr>
-        <w:t>Обязательство Заказчика по оплате считается исполненным с момента поступления денежных средств Исполнителю.</w:t>
+        <w:t>Обязательство Заказчика по оплате считается исполненным с момента поступления денежных средств на счёт Исполнителя. Комиссии банков-отправителя и банков-посредников оплачивает Заказчик.</w:t>
       </w:r>
     </w:p>
     <w:p>
@@ -1394,7 +1379,7 @@
           <w:color w:val="000000"/>
           <w:sz w:val="23"/>
         </w:rPr>
-        <w:t>Договор, а также акты и дополнительные соглашения к нему, подписанные и переданные в виде электронных копий, имеют юридическую силу оригиналов.</w:t>
+        <w:t>Договор, приложения, акты, счета и дополнительные соглашения, подписанные Сторонами и переданные в виде скан-копий или фотокопий по электронной почте, признаются документами, имеющими юридическую силу оригиналов, до момента обмена оригиналами, если таковой потребуется.</w:t>
       </w:r>
     </w:p>
     <w:p>
@@ -1415,22 +1400,7 @@
           <w:color w:val="000000"/>
           <w:sz w:val="23"/>
         </w:rPr>
-        <w:t xml:space="preserve">Споры, возникающие из Договора, разрешаются путём переговоров, а при недостижении согласия — в соответствии с законодательством </w:t>
-      </w:r>
-      <w:r>
-        <w:rPr>
-          <w:b/>
-          <w:color w:val="B06000"/>
-          <w:sz w:val="23"/>
-        </w:rPr>
-        <w:t>________________________</w:t>
-      </w:r>
-      <w:r>
-        <w:rPr>
-          <w:color w:val="000000"/>
-          <w:sz w:val="23"/>
-        </w:rPr>
-        <w:t>.</w:t>
+        <w:t>Споры, возникающие из Договора, разрешаются путём переговоров, а при недостижении согласия — в соответствии с применимым законодательством.</w:t>
       </w:r>
     </w:p>
     <w:p>
@@ -1485,6 +1455,7 @@
           </w:tcPr>
           <w:p>
             <w:pPr>
+              <w:spacing w:after="100"/>
               <w:jc w:val="left"/>
             </w:pPr>
             <w:r>
@@ -1505,14 +1476,14 @@
                 <w:color w:val="606060"/>
                 <w:sz w:val="20"/>
               </w:rPr>
-              <w:t>Наименование / ФИО:</w:t>
+              <w:t xml:space="preserve">Наименование / ФИО: </w:t>
             </w:r>
             <w:r>
               <w:rPr>
                 <w:color w:val="606060"/>
                 <w:sz w:val="20"/>
               </w:rPr>
-              <w:t xml:space="preserve"> ________________</w:t>
+              <w:t>________________</w:t>
             </w:r>
           </w:p>
           <w:p>
@@ -1525,14 +1496,14 @@
                 <w:color w:val="606060"/>
                 <w:sz w:val="20"/>
               </w:rPr>
-              <w:t>Реквизиты:</w:t>
+              <w:t xml:space="preserve">Регистрационные данные: </w:t>
             </w:r>
             <w:r>
               <w:rPr>
                 <w:color w:val="606060"/>
                 <w:sz w:val="20"/>
               </w:rPr>
-              <w:t xml:space="preserve"> ________________</w:t>
+              <w:t>________________</w:t>
             </w:r>
           </w:p>
           <w:p>
@@ -1545,14 +1516,14 @@
                 <w:color w:val="606060"/>
                 <w:sz w:val="20"/>
               </w:rPr>
-              <w:t>Адрес:</w:t>
+              <w:t xml:space="preserve">Адрес: </w:t>
             </w:r>
             <w:r>
               <w:rPr>
                 <w:color w:val="606060"/>
                 <w:sz w:val="20"/>
               </w:rPr>
-              <w:t xml:space="preserve"> ________________</w:t>
+              <w:t>________________</w:t>
             </w:r>
           </w:p>
           <w:p>
@@ -1565,14 +1536,14 @@
                 <w:color w:val="606060"/>
                 <w:sz w:val="20"/>
               </w:rPr>
-              <w:t>Телефон, e-mail:</w:t>
+              <w:t xml:space="preserve">Банк: </w:t>
             </w:r>
             <w:r>
               <w:rPr>
                 <w:color w:val="606060"/>
                 <w:sz w:val="20"/>
               </w:rPr>
-              <w:t xml:space="preserve"> ________________</w:t>
+              <w:t>________________</w:t>
             </w:r>
           </w:p>
           <w:p>
@@ -1580,12 +1551,74 @@
               <w:spacing w:after="60"/>
               <w:jc w:val="left"/>
             </w:pPr>
-            <w:r/>
+            <w:r>
+              <w:rPr>
+                <w:color w:val="606060"/>
+                <w:sz w:val="20"/>
+              </w:rPr>
+              <w:t xml:space="preserve">IBAN / номер счёта: </w:t>
+            </w:r>
+            <w:r>
+              <w:rPr>
+                <w:color w:val="606060"/>
+                <w:sz w:val="20"/>
+              </w:rPr>
+              <w:t>________________</w:t>
+            </w:r>
           </w:p>
           <w:p>
             <w:pPr>
               <w:spacing w:after="60"/>
               <w:jc w:val="left"/>
+            </w:pPr>
+            <w:r>
+              <w:rPr>
+                <w:color w:val="606060"/>
+                <w:sz w:val="20"/>
+              </w:rPr>
+              <w:t xml:space="preserve">SWIFT: </w:t>
+            </w:r>
+            <w:r>
+              <w:rPr>
+                <w:color w:val="606060"/>
+                <w:sz w:val="20"/>
+              </w:rPr>
+              <w:t>________________</w:t>
+            </w:r>
+          </w:p>
+          <w:p>
+            <w:pPr>
+              <w:spacing w:after="60"/>
+              <w:jc w:val="left"/>
+            </w:pPr>
+            <w:r>
+              <w:rPr>
+                <w:color w:val="606060"/>
+                <w:sz w:val="20"/>
+              </w:rPr>
+              <w:t xml:space="preserve">Телефон, e-mail: </w:t>
+            </w:r>
+            <w:r>
+              <w:rPr>
+                <w:color w:val="606060"/>
+                <w:sz w:val="20"/>
+              </w:rPr>
+              <w:t>________________</w:t>
+            </w:r>
+          </w:p>
+          <w:p>
+            <w:pPr>
+              <w:spacing w:after="60"/>
+            </w:pPr>
+            <w:r>
+              <w:rPr>
+                <w:sz w:val="22"/>
+              </w:rPr>
+            </w:r>
+          </w:p>
+          <w:p>
+            <w:pPr>
+              <w:spacing w:after="60"/>
             </w:pPr>
             <w:r>
               <w:rPr>
@@ -1601,6 +1634,7 @@
           </w:tcPr>
           <w:p>
             <w:pPr>
+              <w:spacing w:after="100"/>
               <w:jc w:val="left"/>
             </w:pPr>
             <w:r>
@@ -1621,14 +1655,14 @@
                 <w:color w:val="606060"/>
                 <w:sz w:val="20"/>
               </w:rPr>
-              <w:t>Наименование / ФИО:</w:t>
+              <w:t xml:space="preserve">Наименование: </w:t>
             </w:r>
             <w:r>
               <w:rPr>
-                <w:color w:val="606060"/>
+                <w:color w:val="000000"/>
                 <w:sz w:val="20"/>
               </w:rPr>
-              <w:t xml:space="preserve"> ________________</w:t>
+              <w:t>CS Konstruktions-Planung OÜ</w:t>
             </w:r>
           </w:p>
           <w:p>
@@ -1641,14 +1675,14 @@
                 <w:color w:val="606060"/>
                 <w:sz w:val="20"/>
               </w:rPr>
-              <w:t>Реквизиты:</w:t>
+              <w:t xml:space="preserve">VAT: </w:t>
             </w:r>
             <w:r>
               <w:rPr>
-                <w:color w:val="606060"/>
+                <w:color w:val="000000"/>
                 <w:sz w:val="20"/>
               </w:rPr>
-              <w:t xml:space="preserve"> ________________</w:t>
+              <w:t>EE102970135</w:t>
             </w:r>
           </w:p>
           <w:p>
@@ -1661,14 +1695,14 @@
                 <w:color w:val="606060"/>
                 <w:sz w:val="20"/>
               </w:rPr>
-              <w:t>Адрес:</w:t>
+              <w:t xml:space="preserve">Адрес: </w:t>
             </w:r>
             <w:r>
               <w:rPr>
-                <w:color w:val="606060"/>
+                <w:color w:val="000000"/>
                 <w:sz w:val="20"/>
               </w:rPr>
-              <w:t xml:space="preserve"> ________________</w:t>
+              <w:t>Viru väljak 2, Kesklinna linnaosa, Tallinn 10111, Estonia</w:t>
             </w:r>
           </w:p>
           <w:p>
@@ -1681,27 +1715,29 @@
                 <w:color w:val="606060"/>
                 <w:sz w:val="20"/>
               </w:rPr>
-              <w:t>Телефон, e-mail:</w:t>
+              <w:t xml:space="preserve">Телефон, e-mail: </w:t>
             </w:r>
             <w:r>
               <w:rPr>
                 <w:color w:val="606060"/>
                 <w:sz w:val="20"/>
               </w:rPr>
-              <w:t xml:space="preserve"> ________________</w:t>
+              <w:t>________________</w:t>
             </w:r>
           </w:p>
           <w:p>
             <w:pPr>
               <w:spacing w:after="60"/>
-              <w:jc w:val="left"/>
             </w:pPr>
-            <w:r/>
+            <w:r>
+              <w:rPr>
+                <w:sz w:val="22"/>
+              </w:rPr>
+            </w:r>
           </w:p>
           <w:p>
             <w:pPr>
               <w:spacing w:after="60"/>
-              <w:jc w:val="left"/>
             </w:pPr>
             <w:r>
               <w:rPr>

--- a/Договор-Ollinter.docx
+++ b/Договор-Ollinter.docx
@@ -896,7 +896,7 @@
           <w:color w:val="000000"/>
           <w:sz w:val="23"/>
         </w:rPr>
-        <w:t>Обязательство Заказчика по оплате считается исполненным с момента поступления денежных средств на счёт Исполнителя. Комиссии банков-отправителя и банков-посредников оплачивает Заказчик.</w:t>
+        <w:t>Обязательство Заказчика по оплате считается исполненным с момента поступления денежных средств на счёт Исполнителя в полном размере. Комиссии банка-отправителя и банков-посредников оплачивает Заказчик: сумма к зачислению на счёт Исполнителя должна составить 2 200 долларов США.</w:t>
       </w:r>
     </w:p>
     <w:p>
